--- a/submission_files/results_in_engineering_upload_package/04_Title_Page_Editable.docx
+++ b/submission_files/results_in_engineering_upload_package/04_Title_Page_Editable.docx
@@ -25,7 +25,7 @@
     </w:p>
     <w:p>
       <w:r>
-        <w:t>Quantum-Inspired Hybrid AI for Robust RF Signal Classification in Contested Spectrum Environments</w:t>
+        <w:t>Robustness Benchmarking of Classical, Deep, and Quantum-Inspired AI for RF Signal Classification in Contested Spectrum Environments</w:t>
       </w:r>
     </w:p>
     <w:p>

--- a/submission_files/results_in_engineering_upload_package/04_Title_Page_Editable.docx
+++ b/submission_files/results_in_engineering_upload_package/04_Title_Page_Editable.docx
@@ -25,7 +25,7 @@
     </w:p>
     <w:p>
       <w:r>
-        <w:t>Robustness Benchmarking of Classical, Deep, and Quantum-Inspired AI for RF Signal Classification in Contested Spectrum Environments</w:t>
+        <w:t>RSC-Bench: Robustness Benchmarking of Classical, Deep, and Quantum-Inspired AI for RF Signal Classification in Contested Spectrum Environments</w:t>
       </w:r>
     </w:p>
     <w:p>
@@ -64,17 +64,7 @@
     </w:p>
     <w:p>
       <w:r>
-        <w:t>Dr. Sai Krishna Thota</w:t>
-      </w:r>
-    </w:p>
-    <w:p>
-      <w:r>
-        <w:t>Email: drsaikrishnathota@ieee.org</w:t>
-      </w:r>
-    </w:p>
-    <w:p>
-      <w:r>
-        <w:t>ORCID: https://orcid.org/0009-0008-5246-9421</w:t>
+        <w:t>Dr. Sai Krishna Thota Email: drsaikrishnathota@ieee.org ORCID: https://orcid.org/0009-0008-5246-9421</w:t>
       </w:r>
     </w:p>
     <w:p>
